--- a/docs/MBP-ALC.docx
+++ b/docs/MBP-ALC.docx
@@ -23,7 +23,7 @@
         <w:pStyle w:val="Date"/>
       </w:pPr>
       <w:r>
-        <w:t xml:space="preserve">agosto de 2026</w:t>
+        <w:t xml:space="preserve">Agosto 2026</w:t>
       </w:r>
     </w:p>
     <w:sdt>

--- a/docs/MBP-ALC.docx
+++ b/docs/MBP-ALC.docx
@@ -16,14 +16,6 @@
       </w:pPr>
       <w:r>
         <w:t xml:space="preserve">Implementación, Validación y Aplicación Subnacional</w:t>
-      </w:r>
-    </w:p>
-    <w:p>
-      <w:pPr>
-        <w:pStyle w:val="Date"/>
-      </w:pPr>
-      <w:r>
-        <w:t xml:space="preserve">Agosto 2026</w:t>
       </w:r>
     </w:p>
     <w:sdt>
